--- a/Мавзу2/117.docx
+++ b/Мавзу2/117.docx
@@ -41,7 +41,7 @@
           <w:b w:val="0"/>
           <w:sz w:val="28"/>
         </w:rPr>
-        <w:t>Silning mikrobiologik diagnostikasi sil mikobakteriyalarini aniqlash, ularning turi va dori vositalariga sezgirligini belgilashga qaratilgan [1][2]. O'zbekiston Sog'liqni saqlash vazirligining 383-son buyrug'iga ko'ra, silning etiologik diagnostikasi mikrobiologik, molekulyar-biologik va boshqa usullarni o'z ichiga oladi; o'pka silini aniqlashning asosiy usuli — gumon qilingan shaxslarda balg'amning bakteriologik tekshiruvi, mikrobiologik diagnostika esa diagnostik material cho'kmasini mikroskopiya qilish, madaniy tekshirish (ekish), ajratilgan kulturani differensiatsiya qilish va dori sezgirligini aniqlashni qamrab oladi [3]. Quyida tekshirish materiali, usullar va tashxis bosqichlari G'anixo'jayeva va Aliyev–Muxamedov o'quv qo'llanmalari hamda 383-son buyruq asosida bayon etiladi.</w:t>
+        <w:t>Silning mikrobiologik diagnostikasi sil mikobakteriyalarini aniqlash, ularning turi va dori vositalariga sezgirligini belgilashga qaratilgan [1][2]. O'zbekiston Sog'liqni saqlash vazirligining 383-son buyrug'iga ko'ra, silning etiologik diagnostikasi mikrobiologik, molekulyar-biologik va boshqa usullarni o'z ichiga oladi; o'pka silini aniqlashning asosiy usuli — gumon qilingan shaxslarda balg'amning bakteriologik tekshiruvi, mikrobiologik diagnostika esa diagnostik material cho'kmasini mikroskopiya qilish, kultural tekshirish (ekish), ajratilgan kulturani differensiatsiya qilish va dori sezgirligini aniqlashni qamrab oladi [3]. Quyida tekshirish materiali, usullar va tashxis bosqichlari G'anixo'jayeva va Aliyev–Muxamedov o'quv qo'llanmalari hamda 383-son buyruq asosida bayon etiladi.</w:t>
       </w:r>
     </w:p>
     <w:p>
@@ -181,7 +181,7 @@
           <w:b/>
           <w:sz w:val="28"/>
         </w:rPr>
-        <w:t>Bakteriologik (madaniy) usul</w:t>
+        <w:t>Bakteriologik (kultural) usul</w:t>
       </w:r>
     </w:p>
     <w:p>
@@ -196,7 +196,7 @@
           <w:b w:val="0"/>
           <w:sz w:val="28"/>
         </w:rPr>
-        <w:t>Qo'shimcha mikroflorani yo'qotish uchun material 10 % natriy fosfat bilan 24 soat 37 °C da ishlanadi (G'anixo'jayeva) yoki 10 % sulfat kislota yoki 4–6 % NaOH bilan qayta ishlanib sentrifugalanadi; hozir N-atsetil-L-sistein saqlovchi mukolitik preparat qo'llanadi [1][2]. Ishlangan material Levenshteyn–Yensen yoki Finn II muhitiga ekilib, 37 °C da 2 oygacha saqlanadi va har 7–10 kunda ko'riladi [1]. Aliyev: ekilgan flakonlar bir necha soat tik, 3–4 kun yotiq, so'ng tik holatda termostatda saqlanadi; birinchi avlod sekin o'sadi, kulturalar donadorlangan, notekis och-krem, g'adir-budur quruq parda ko'rinishida bo'ladi [2]. 383-son buyruq bo'yicha madaniy tekshirish mikroskopiya manfiy bo'lgan o'pka sili, o'pkadan tashqari sil, bolalar sili, OIV bilan kasallangan, MDR/XDR-sil, qaytalanish va davo nazorati kabi hollarda ko'rsatiladi; MGIT avtomatik tizimi ham qo'llanadi [3]. Identifikatsiyada niatsin sinamasi (Konin): M. tuberculosis niatsinni ko'p hosil qiladi, M. bovis kam; kord-faktor, ureaza, katalaza, nitratni qaytarish, vaqti va o'sish xarakteri hisobga olinadi [2].</w:t>
+        <w:t>Qo'shimcha mikroflorani yo'qotish uchun material 10 % natriy fosfat bilan 24 soat 37 °C da ishlanadi (G'anixo'jayeva) yoki 10 % sulfat kislota yoki 4–6 % NaOH bilan qayta ishlanib sentrifugalanadi; hozir N-atsetil-L-sistein saqlovchi mukolitik preparat qo'llanadi [1][2]. Ishlangan material Levenshteyn–Yensen yoki Finn II muhitiga ekilib, 37 °C da 2 oygacha saqlanadi va har 7–10 kunda ko'riladi [1]. Aliyev: ekilgan flakonlar bir necha soat tik, 3–4 kun yotiq, so'ng tik holatda termostatda saqlanadi; birinchi avlod sekin o'sadi, kulturalar donadorlangan, notekis och-krem, g'adir-budur quruq parda ko'rinishida bo'ladi [2]. 383-son buyruq bo'yicha kultural tekshirish mikroskopiya manfiy bo'lgan o'pka sili, o'pkadan tashqari sil, bolalar sili, OIV bilan kasallangan, MDR/XDR-sil, qaytalanish va davo nazorati kabi hollarda ko'rsatiladi; MGIT avtomatik tizimi ham qo'llanadi [3]. Identifikatsiyada niatsin sinamasi (Konin): M. tuberculosis niatsinni ko'p hosil qiladi, M. bovis kam; kord-faktor, ureaza, katalaza, nitratni qaytarish, vaqti va o'sish xarakteri hisobga olinadi [2].</w:t>
       </w:r>
     </w:p>
     <w:p>
@@ -349,7 +349,7 @@
           <w:b w:val="0"/>
           <w:sz w:val="28"/>
         </w:rPr>
-        <w:t>Sil tashxisi materialning kasallik shakliga mos olinishi (balg'am — ikki namuna), Tsil–Nilsen yoki flyuoressent mikroskopiya, ishlov berilgan materialni Levenshteyn–Yensen yoki Finn II muhitiga ekish, identifikatsiya (niatsin va boshqalar), tezlashtirilgan (Prays, Xpert MTB/RIF, Hain) va biologik/allergik usullarga asoslanadi. Madaniy usul sekin bo'lgani uchun mikroskopiya birinchi, tezkor usul sifatida qo'llanadi, molekulyar usullar esa chidamlilikni ham aniqlaydi.</w:t>
+        <w:t>Sil tashxisi materialning kasallik shakliga mos olinishi (balg'am — ikki namuna), Tsil–Nilsen yoki flyuoressent mikroskopiya, ishlov berilgan materialni Levenshteyn–Yensen yoki Finn II muhitiga ekish, identifikatsiya (niatsin va boshqalar), tezlashtirilgan (Prays, Xpert MTB/RIF, Hain) va biologik/allergik usullarga asoslanadi. Kultural usul sekin bo'lgani uchun mikroskopiya birinchi, tezkor usul sifatida qo'llanadi, molekulyar usullar esa chidamlilikni ham aniqlaydi.</w:t>
       </w:r>
     </w:p>
     <w:p>
